--- a/Study-Plan/05_Month_04_LLD_Distributed_Systems_Project_Phase1.docx
+++ b/Study-Plan/05_Month_04_LLD_Distributed_Systems_Project_Phase1.docx
@@ -17,7 +17,7 @@
       </w:pPr>
       <w:r>
         <w:rPr/>
-        <w:t xml:space="preserve">Document 05 of 15 - Weeks 13 to 16. Design skills, and the project starts.</w:t>
+        <w:t xml:space="preserve">Document 05 - Weeks 13 to 16. Design skills, and the project starts.</w:t>
       </w:r>
     </w:p>
     <w:p>
